--- a/Analog-Signal-Components/PAX/PAM-2025/PAM-modules/detector-module/detector-module-v2/Jan26_production/Test reports/module002_report.docx
+++ b/Analog-Signal-Components/PAX/PAM-2025/PAM-modules/detector-module/detector-module-v2/Jan26_production/Test reports/module002_report.docx
@@ -134,6 +134,9 @@
       <w:r>
         <w:t xml:space="preserve"> shows power dropout above 2.2dBm at 10GHz with S-parameters showing a short.</w:t>
       </w:r>
+      <w:r>
+        <w:t xml:space="preserve"> Third build also shows power dropout.</w:t>
+      </w:r>
     </w:p>
     <w:p>
       <w:pPr>
@@ -233,19 +236,18 @@
       <w:r>
         <w:t>First build P-V curve (failure)</w:t>
       </w:r>
-    </w:p>
-    <w:p>
-      <w:pPr>
-        <w:tabs>
-          <w:tab w:val="left" w:pos="4860"/>
-        </w:tabs>
-      </w:pPr>
       <w:r>
         <w:rPr>
           <w:noProof/>
         </w:rPr>
+        <w:t xml:space="preserve"> </w:t>
+      </w:r>
+      <w:r>
+        <w:rPr>
+          <w:noProof/>
+        </w:rPr>
         <w:drawing>
-          <wp:inline distT="0" distB="0" distL="0" distR="0" wp14:anchorId="51E2B6DE" wp14:editId="722D76EC">
+          <wp:inline distT="0" distB="0" distL="0" distR="0" wp14:anchorId="41E2C684" wp14:editId="36D90ED0">
             <wp:extent cx="5972810" cy="4778375"/>
             <wp:effectExtent l="0" t="0" r="0" b="0"/>
             <wp:docPr id="1248571435" name="Picture 1"/>
@@ -287,10 +289,6 @@
           <w:tab w:val="left" w:pos="4860"/>
         </w:tabs>
       </w:pPr>
-      <w:r>
-        <w:lastRenderedPageBreak/>
-        <w:t>Second build P-V curve (failure)</w:t>
-      </w:r>
     </w:p>
     <w:p>
       <w:pPr>
@@ -299,11 +297,20 @@
         </w:tabs>
       </w:pPr>
       <w:r>
+        <w:t>Second build P-V curve (failure)</w:t>
+      </w:r>
+      <w:r>
         <w:rPr>
           <w:noProof/>
         </w:rPr>
+        <w:t xml:space="preserve"> </w:t>
+      </w:r>
+      <w:r>
+        <w:rPr>
+          <w:noProof/>
+        </w:rPr>
         <w:drawing>
-          <wp:inline distT="0" distB="0" distL="0" distR="0" wp14:anchorId="6BDB58AF" wp14:editId="55254EC4">
+          <wp:inline distT="0" distB="0" distL="0" distR="0" wp14:anchorId="05715AA7" wp14:editId="0770AB71">
             <wp:extent cx="5972810" cy="4778375"/>
             <wp:effectExtent l="0" t="0" r="0" b="0"/>
             <wp:docPr id="1284227677" name="Picture 2"/>
@@ -341,67 +348,30 @@
     </w:p>
     <w:p>
       <w:pPr>
-        <w:rPr>
-          <w:b/>
-          <w:bCs/>
-          <w:sz w:val="28"/>
-          <w:szCs w:val="28"/>
-        </w:rPr>
-      </w:pPr>
-      <w:r>
-        <w:rPr>
-          <w:b/>
-          <w:bCs/>
-          <w:sz w:val="28"/>
-          <w:szCs w:val="28"/>
-        </w:rPr>
-        <w:br w:type="page"/>
-      </w:r>
-      <w:r>
-        <w:rPr>
-          <w:b/>
-          <w:bCs/>
-          <w:sz w:val="28"/>
-          <w:szCs w:val="28"/>
-        </w:rPr>
-        <w:lastRenderedPageBreak/>
-        <w:t>S-parameter</w:t>
-      </w:r>
-    </w:p>
-    <w:p>
-      <w:pPr>
         <w:tabs>
           <w:tab w:val="left" w:pos="4860"/>
         </w:tabs>
       </w:pPr>
-      <w:bookmarkStart w:id="0" w:name="_Hlk194052596"/>
-      <w:r>
-        <w:t>S-parameter measurement with the VNA</w:t>
-      </w:r>
-      <w:r>
-        <w:t xml:space="preserve"> (N5230C)</w:t>
-      </w:r>
-      <w:bookmarkEnd w:id="0"/>
-      <w:r>
-        <w:t>.</w:t>
-      </w:r>
     </w:p>
     <w:p>
-      <w:r>
-        <w:t>First build S-parameter</w:t>
-      </w:r>
-      <w:r>
-        <w:br/>
+      <w:pPr>
+        <w:tabs>
+          <w:tab w:val="left" w:pos="4860"/>
+        </w:tabs>
+      </w:pPr>
+      <w:r>
+        <w:lastRenderedPageBreak/>
+        <w:t>Third build P-V curve (failure)</w:t>
       </w:r>
       <w:r>
         <w:rPr>
           <w:noProof/>
         </w:rPr>
         <w:drawing>
-          <wp:inline distT="0" distB="0" distL="0" distR="0" wp14:anchorId="5F367B5E" wp14:editId="4CD5F04E">
+          <wp:inline distT="0" distB="0" distL="0" distR="0" wp14:anchorId="12007007" wp14:editId="78BD937E">
             <wp:extent cx="5972810" cy="4778375"/>
             <wp:effectExtent l="0" t="0" r="0" b="0"/>
-            <wp:docPr id="1981635869" name="Picture 4"/>
+            <wp:docPr id="725439332" name="Picture 1"/>
             <wp:cNvGraphicFramePr>
               <a:graphicFrameLocks xmlns:a="http://schemas.openxmlformats.org/drawingml/2006/main" noChangeAspect="1"/>
             </wp:cNvGraphicFramePr>
@@ -409,7 +379,7 @@
               <a:graphicData uri="http://schemas.openxmlformats.org/drawingml/2006/picture">
                 <pic:pic xmlns:pic="http://schemas.openxmlformats.org/drawingml/2006/picture">
                   <pic:nvPicPr>
-                    <pic:cNvPr id="1981635869" name="Picture 1981635869"/>
+                    <pic:cNvPr id="725439332" name="Picture 725439332"/>
                     <pic:cNvPicPr/>
                   </pic:nvPicPr>
                   <pic:blipFill>
@@ -435,9 +405,113 @@
       </w:r>
     </w:p>
     <w:p>
-      <w:r>
+      <w:pPr>
+        <w:rPr>
+          <w:b/>
+          <w:bCs/>
+          <w:sz w:val="28"/>
+          <w:szCs w:val="28"/>
+        </w:rPr>
+      </w:pPr>
+      <w:r>
+        <w:rPr>
+          <w:b/>
+          <w:bCs/>
+          <w:sz w:val="28"/>
+          <w:szCs w:val="28"/>
+        </w:rPr>
+        <w:br w:type="page"/>
+      </w:r>
+      <w:r>
+        <w:rPr>
+          <w:b/>
+          <w:bCs/>
+          <w:sz w:val="28"/>
+          <w:szCs w:val="28"/>
+        </w:rPr>
         <w:lastRenderedPageBreak/>
-        <w:t>Second build S-parameter (shorted)</w:t>
+        <w:t>S-parameter</w:t>
+      </w:r>
+    </w:p>
+    <w:p>
+      <w:pPr>
+        <w:tabs>
+          <w:tab w:val="left" w:pos="4860"/>
+        </w:tabs>
+      </w:pPr>
+      <w:bookmarkStart w:id="0" w:name="_Hlk194052596"/>
+      <w:r>
+        <w:t>S-parameter measurement with the VNA</w:t>
+      </w:r>
+      <w:r>
+        <w:t xml:space="preserve"> (N5230C)</w:t>
+      </w:r>
+      <w:bookmarkEnd w:id="0"/>
+      <w:r>
+        <w:t>.</w:t>
+      </w:r>
+    </w:p>
+    <w:p>
+      <w:r>
+        <w:t>First build S-parameter</w:t>
+      </w:r>
+      <w:r>
+        <w:t>s</w:t>
+      </w:r>
+      <w:r>
+        <w:br/>
+      </w:r>
+      <w:r>
+        <w:rPr>
+          <w:noProof/>
+        </w:rPr>
+        <w:drawing>
+          <wp:inline distT="0" distB="0" distL="0" distR="0" wp14:anchorId="5F367B5E" wp14:editId="4CD5F04E">
+            <wp:extent cx="5972810" cy="4778375"/>
+            <wp:effectExtent l="0" t="0" r="0" b="0"/>
+            <wp:docPr id="1981635869" name="Picture 4"/>
+            <wp:cNvGraphicFramePr>
+              <a:graphicFrameLocks xmlns:a="http://schemas.openxmlformats.org/drawingml/2006/main" noChangeAspect="1"/>
+            </wp:cNvGraphicFramePr>
+            <a:graphic xmlns:a="http://schemas.openxmlformats.org/drawingml/2006/main">
+              <a:graphicData uri="http://schemas.openxmlformats.org/drawingml/2006/picture">
+                <pic:pic xmlns:pic="http://schemas.openxmlformats.org/drawingml/2006/picture">
+                  <pic:nvPicPr>
+                    <pic:cNvPr id="1981635869" name="Picture 1981635869"/>
+                    <pic:cNvPicPr/>
+                  </pic:nvPicPr>
+                  <pic:blipFill>
+                    <a:blip r:embed="rId8"/>
+                    <a:stretch>
+                      <a:fillRect/>
+                    </a:stretch>
+                  </pic:blipFill>
+                  <pic:spPr>
+                    <a:xfrm>
+                      <a:off x="0" y="0"/>
+                      <a:ext cx="5972810" cy="4778375"/>
+                    </a:xfrm>
+                    <a:prstGeom prst="rect">
+                      <a:avLst/>
+                    </a:prstGeom>
+                  </pic:spPr>
+                </pic:pic>
+              </a:graphicData>
+            </a:graphic>
+          </wp:inline>
+        </w:drawing>
+      </w:r>
+    </w:p>
+    <w:p>
+      <w:r>
+        <w:lastRenderedPageBreak/>
+        <w:t>Second build S-parameter</w:t>
+      </w:r>
+      <w:r>
+        <w:t>s</w:t>
+      </w:r>
+      <w:r>
+        <w:t xml:space="preserve"> (shorted)</w:t>
       </w:r>
       <w:r>
         <w:rPr>
@@ -459,7 +533,53 @@
                     <pic:cNvPicPr/>
                   </pic:nvPicPr>
                   <pic:blipFill>
-                    <a:blip r:embed="rId8"/>
+                    <a:blip r:embed="rId9"/>
+                    <a:stretch>
+                      <a:fillRect/>
+                    </a:stretch>
+                  </pic:blipFill>
+                  <pic:spPr>
+                    <a:xfrm>
+                      <a:off x="0" y="0"/>
+                      <a:ext cx="5972810" cy="4778375"/>
+                    </a:xfrm>
+                    <a:prstGeom prst="rect">
+                      <a:avLst/>
+                    </a:prstGeom>
+                  </pic:spPr>
+                </pic:pic>
+              </a:graphicData>
+            </a:graphic>
+          </wp:inline>
+        </w:drawing>
+      </w:r>
+    </w:p>
+    <w:p>
+      <w:r>
+        <w:lastRenderedPageBreak/>
+        <w:t>Third build S-parameters</w:t>
+      </w:r>
+      <w:r>
+        <w:rPr>
+          <w:noProof/>
+        </w:rPr>
+        <w:drawing>
+          <wp:inline distT="0" distB="0" distL="0" distR="0" wp14:anchorId="4997972F" wp14:editId="665D8499">
+            <wp:extent cx="5972810" cy="4778375"/>
+            <wp:effectExtent l="0" t="0" r="0" b="0"/>
+            <wp:docPr id="1931722442" name="Picture 2"/>
+            <wp:cNvGraphicFramePr>
+              <a:graphicFrameLocks xmlns:a="http://schemas.openxmlformats.org/drawingml/2006/main" noChangeAspect="1"/>
+            </wp:cNvGraphicFramePr>
+            <a:graphic xmlns:a="http://schemas.openxmlformats.org/drawingml/2006/main">
+              <a:graphicData uri="http://schemas.openxmlformats.org/drawingml/2006/picture">
+                <pic:pic xmlns:pic="http://schemas.openxmlformats.org/drawingml/2006/picture">
+                  <pic:nvPicPr>
+                    <pic:cNvPr id="1931722442" name="Picture 1931722442"/>
+                    <pic:cNvPicPr/>
+                  </pic:nvPicPr>
+                  <pic:blipFill>
+                    <a:blip r:embed="rId10"/>
                     <a:stretch>
                       <a:fillRect/>
                     </a:stretch>
@@ -518,7 +638,7 @@
                     <pic:cNvPicPr/>
                   </pic:nvPicPr>
                   <pic:blipFill>
-                    <a:blip r:embed="rId9" cstate="print">
+                    <a:blip r:embed="rId11" cstate="print">
                       <a:extLst>
                         <a:ext uri="{28A0092B-C50C-407E-A947-70E740481C1C}">
                           <a14:useLocalDpi xmlns:a14="http://schemas.microsoft.com/office/drawing/2010/main" val="0"/>
@@ -712,7 +832,7 @@
           <w:noProof/>
         </w:rPr>
         <w:drawing>
-          <wp:anchor distT="0" distB="0" distL="114300" distR="114300" simplePos="0" relativeHeight="251664384" behindDoc="0" locked="0" layoutInCell="1" allowOverlap="1" wp14:anchorId="6F775B1C" wp14:editId="21451D95">
+          <wp:anchor distT="0" distB="0" distL="114300" distR="114300" simplePos="0" relativeHeight="251664384" behindDoc="0" locked="0" layoutInCell="1" allowOverlap="1" wp14:anchorId="6F775B1C" wp14:editId="2CF14B1F">
             <wp:simplePos x="0" y="0"/>
             <wp:positionH relativeFrom="column">
               <wp:posOffset>4008491</wp:posOffset>
@@ -735,7 +855,7 @@
                     <pic:cNvPicPr/>
                   </pic:nvPicPr>
                   <pic:blipFill>
-                    <a:blip r:embed="rId10" cstate="print">
+                    <a:blip r:embed="rId12" cstate="print">
                       <a:extLst>
                         <a:ext uri="{28A0092B-C50C-407E-A947-70E740481C1C}">
                           <a14:useLocalDpi xmlns:a14="http://schemas.microsoft.com/office/drawing/2010/main" val="0"/>
@@ -1199,7 +1319,7 @@
           <w:szCs w:val="28"/>
         </w:rPr>
         <w:drawing>
-          <wp:anchor distT="0" distB="0" distL="114300" distR="114300" simplePos="0" relativeHeight="251666432" behindDoc="1" locked="0" layoutInCell="1" allowOverlap="1" wp14:anchorId="7B5D8638" wp14:editId="66CB533C">
+          <wp:anchor distT="0" distB="0" distL="114300" distR="114300" simplePos="0" relativeHeight="251666432" behindDoc="1" locked="0" layoutInCell="1" allowOverlap="1" wp14:anchorId="7B5D8638" wp14:editId="2CB4BE32">
             <wp:simplePos x="0" y="0"/>
             <wp:positionH relativeFrom="column">
               <wp:posOffset>4004310</wp:posOffset>
@@ -1222,7 +1342,7 @@
                     <pic:cNvPicPr/>
                   </pic:nvPicPr>
                   <pic:blipFill>
-                    <a:blip r:embed="rId11" cstate="print">
+                    <a:blip r:embed="rId13" cstate="print">
                       <a:extLst>
                         <a:ext uri="{28A0092B-C50C-407E-A947-70E740481C1C}">
                           <a14:useLocalDpi xmlns:a14="http://schemas.microsoft.com/office/drawing/2010/main" val="0"/>
